--- a/docs/项目技术总结报告.docx
+++ b/docs/项目技术总结报告.docx
@@ -56,7 +56,7 @@
         <w:rPr>
           <w:rFonts w:hint="eastAsia"/>
         </w:rPr>
-        <w:t xml:space="preserve">：v2.0</w:t>
+        <w:t>：v2.2</w:t>
       </w:r>
       <w:r>
         <w:t xml:space="preserve"> </w:t>
@@ -99,7 +99,7 @@
         <w:rPr>
           <w:rFonts w:hint="eastAsia"/>
         </w:rPr>
-        <w:t xml:space="preserve">：2026年7月</w:t>
+        <w:t>：2026年7月</w:t>
       </w:r>
       <w:r>
         <w:t xml:space="preserve"> </w:t>
@@ -2389,25 +2389,25 @@
         <w:pStyle w:val="Heading3"/>
       </w:pPr>
       <w:r>
-        <w:t xml:space="preserve">4.1 </w:t>
-      </w:r>
-      <w:r>
-        <w:rPr>
-          <w:rFonts w:hint="eastAsia"/>
-        </w:rPr>
-        <w:t xml:space="preserve">跳变帧检测算法（</w:t>
-      </w:r>
-      <w:r>
-        <w:rPr>
-          <w:rStyle w:val="VerbatimChar"/>
-        </w:rPr>
-        <w:t xml:space="preserve">core/jump_detector.py</w:t>
-      </w:r>
-      <w:r>
-        <w:rPr>
-          <w:rFonts w:hint="eastAsia"/>
-        </w:rPr>
-        <w:t xml:space="preserve">）</w:t>
+        <w:t>4.1 跳变帧检测算法（core/jump_detector.py）v2.2 统一管线</w:t>
+      </w:r>
+      <w:r>
+        <w:rPr>
+          <w:rFonts w:hint="eastAsia"/>
+        </w:rPr>
+        <w:t>4.1 跳变帧检测算法（core/jump_detector.py）v2.2 统一管线</w:t>
+      </w:r>
+      <w:r>
+        <w:rPr>
+          <w:rStyle w:val="VerbatimChar"/>
+        </w:rPr>
+        <w:t>4.1 跳变帧检测算法（core/jump_detector.py）v2.2 统一管线</w:t>
+      </w:r>
+      <w:r>
+        <w:rPr>
+          <w:rFonts w:hint="eastAsia"/>
+        </w:rPr>
+        <w:t>4.1 跳变帧检测算法（core/jump_detector.py）v2.2 统一管线</w:t>
       </w:r>
     </w:p>
     <w:bookmarkStart w:id="23" w:name="X816632bb046b4e2c60023c11020e3aad7510f43"/>
@@ -6136,7 +6136,7 @@
         <w:rPr>
           <w:rFonts w:hint="eastAsia"/>
         </w:rPr>
-        <w:t xml:space="preserve">：8个测试视频全部在5帧候选窗口内（偏差≤2帧），覆盖极暗（mean=2.6）到正常（mean=22）的光照范围。</w:t>
+        <w:t>：8个测试视频全部折半直接命中, 零回退, 偏差&lt;=1帧（偏差≤2帧），覆盖极暗（mean=2.6）到正常（mean=22）的光照范围。</w:t>
       </w:r>
     </w:p>
     <w:bookmarkEnd w:id="44"/>
@@ -8535,7 +8535,7 @@
         <w:rPr>
           <w:rFonts w:hint="eastAsia"/>
         </w:rPr>
-        <w:t xml:space="preserve">5个测试视频的跳变帧检测目标值与实际检测值对比：</w:t>
+        <w:t>8个测试视频的跳变帧检测目标值与实际检测值对比：</w:t>
       </w:r>
     </w:p>
     <w:tbl>

--- a/docs/项目技术总结报告.docx
+++ b/docs/项目技术总结报告.docx
@@ -2501,480 +2501,354 @@
           <w:rStyle w:val="VerbatimChar"/>
           <w:rFonts w:hint="eastAsia"/>
         </w:rPr>
-        <w:t xml:space="preserve">加载视频</w:t>
-      </w:r>
-      <w:r>
-        <w:rPr>
-          <w:rStyle w:val="VerbatimChar"/>
-        </w:rPr>
-        <w:t xml:space="preserve"> → </w:t>
-      </w:r>
-      <w:r>
-        <w:rPr>
-          <w:rStyle w:val="VerbatimChar"/>
-          <w:rFonts w:hint="eastAsia"/>
-        </w:rPr>
-        <w:t xml:space="preserve">读取第一帧</w:t>
-      </w:r>
-      <w:r>
-        <w:br/>
-      </w:r>
-      <w:r>
-        <w:rPr>
-          <w:rStyle w:val="VerbatimChar"/>
-        </w:rPr>
-        <w:t xml:space="preserve">          │</w:t>
-      </w:r>
-      <w:r>
-        <w:br/>
-      </w:r>
-      <w:r>
-        <w:rPr>
-          <w:rStyle w:val="VerbatimChar"/>
-        </w:rPr>
-        <w:t xml:space="preserve">          ▼</w:t>
-      </w:r>
-      <w:r>
-        <w:br/>
-      </w:r>
-      <w:r>
-        <w:rPr>
-          <w:rStyle w:val="VerbatimChar"/>
-        </w:rPr>
-        <w:t xml:space="preserve">    </w:t>
-      </w:r>
-      <w:r>
-        <w:rPr>
-          <w:rStyle w:val="VerbatimChar"/>
-          <w:rFonts w:hint="eastAsia"/>
-        </w:rPr>
-        <w:t xml:space="preserve">检测LED颜色（红/绿）</w:t>
-      </w:r>
-      <w:r>
-        <w:br/>
-      </w:r>
-      <w:r>
-        <w:rPr>
-          <w:rStyle w:val="VerbatimChar"/>
-        </w:rPr>
-        <w:t xml:space="preserve">          │</w:t>
-      </w:r>
-      <w:r>
-        <w:br/>
-      </w:r>
-      <w:r>
-        <w:rPr>
-          <w:rStyle w:val="VerbatimChar"/>
-        </w:rPr>
-        <w:t xml:space="preserve">    ┌─────┴─────┐</w:t>
-      </w:r>
-      <w:r>
-        <w:br/>
-      </w:r>
-      <w:r>
-        <w:rPr>
-          <w:rStyle w:val="VerbatimChar"/>
-        </w:rPr>
-        <w:t xml:space="preserve">    ▼             ▼</w:t>
-      </w:r>
-      <w:r>
-        <w:br/>
-      </w:r>
-      <w:r>
-        <w:rPr>
-          <w:rStyle w:val="VerbatimChar"/>
-        </w:rPr>
-        <w:t xml:space="preserve">  </w:t>
-      </w:r>
-      <w:r>
-        <w:rPr>
-          <w:rStyle w:val="VerbatimChar"/>
-          <w:rFonts w:hint="eastAsia"/>
-        </w:rPr>
-        <w:t xml:space="preserve">绿LED</w:t>
-      </w:r>
-      <w:r>
-        <w:rPr>
-          <w:rStyle w:val="VerbatimChar"/>
-        </w:rPr>
-        <w:t xml:space="preserve">         </w:t>
-      </w:r>
-      <w:r>
-        <w:rPr>
-          <w:rStyle w:val="VerbatimChar"/>
-          <w:rFonts w:hint="eastAsia"/>
-        </w:rPr>
-        <w:t xml:space="preserve">红LED</w:t>
-      </w:r>
-      <w:r>
-        <w:br/>
-      </w:r>
-      <w:r>
-        <w:rPr>
-          <w:rStyle w:val="VerbatimChar"/>
-        </w:rPr>
-        <w:t xml:space="preserve">    │             │</w:t>
-      </w:r>
-      <w:r>
-        <w:br/>
-      </w:r>
-      <w:r>
-        <w:rPr>
-          <w:rStyle w:val="VerbatimChar"/>
-        </w:rPr>
-        <w:t xml:space="preserve">    ▼             ▼</w:t>
-      </w:r>
-      <w:r>
-        <w:br/>
-      </w:r>
-      <w:r>
-        <w:rPr>
-          <w:rStyle w:val="VerbatimChar"/>
-          <w:rFonts w:hint="eastAsia"/>
-        </w:rPr>
-        <w:t xml:space="preserve">颜色像素计数法</w:t>
-      </w:r>
-      <w:r>
-        <w:rPr>
-          <w:rStyle w:val="VerbatimChar"/>
-        </w:rPr>
-        <w:t xml:space="preserve">   </w:t>
-      </w:r>
-      <w:r>
-        <w:rPr>
-          <w:rStyle w:val="VerbatimChar"/>
-          <w:rFonts w:hint="eastAsia"/>
-        </w:rPr>
-        <w:t xml:space="preserve">精确末位数字定位</w:t>
-      </w:r>
-      <w:r>
-        <w:br/>
-      </w:r>
-      <w:r>
-        <w:rPr>
-          <w:rStyle w:val="VerbatimChar"/>
-        </w:rPr>
-        <w:t xml:space="preserve"> </w:t>
-      </w:r>
-      <w:r>
-        <w:rPr>
-          <w:rStyle w:val="VerbatimChar"/>
-          <w:rFonts w:hint="eastAsia"/>
-        </w:rPr>
-        <w:t xml:space="preserve">(扫描ROI右30%</w:t>
-      </w:r>
-      <w:r>
-        <w:rPr>
-          <w:rStyle w:val="VerbatimChar"/>
-        </w:rPr>
-        <w:t xml:space="preserve">    </w:t>
-      </w:r>
-      <w:r>
-        <w:rPr>
-          <w:rStyle w:val="VerbatimChar"/>
-          <w:rFonts w:hint="eastAsia"/>
-        </w:rPr>
-        <w:t xml:space="preserve">(二值化+轮廓检测</w:t>
-      </w:r>
-      <w:r>
-        <w:br/>
-      </w:r>
-      <w:r>
-        <w:rPr>
-          <w:rStyle w:val="VerbatimChar"/>
-        </w:rPr>
-        <w:t xml:space="preserve">  </w:t>
-      </w:r>
-      <w:r>
-        <w:rPr>
-          <w:rStyle w:val="VerbatimChar"/>
-          <w:rFonts w:hint="eastAsia"/>
-        </w:rPr>
-        <w:t xml:space="preserve">区域颜色像素</w:t>
-      </w:r>
-      <w:r>
-        <w:rPr>
-          <w:rStyle w:val="VerbatimChar"/>
-        </w:rPr>
-        <w:t xml:space="preserve">    </w:t>
-      </w:r>
-      <w:r>
-        <w:rPr>
-          <w:rStyle w:val="VerbatimChar"/>
-          <w:rFonts w:hint="eastAsia"/>
-        </w:rPr>
-        <w:t xml:space="preserve">+双行分离→从右下</w:t>
-      </w:r>
-      <w:r>
-        <w:br/>
-      </w:r>
-      <w:r>
-        <w:rPr>
-          <w:rStyle w:val="VerbatimChar"/>
-        </w:rPr>
-        <w:t xml:space="preserve">  </w:t>
-      </w:r>
-      <w:r>
-        <w:rPr>
-          <w:rStyle w:val="VerbatimChar"/>
-          <w:rFonts w:hint="eastAsia"/>
-        </w:rPr>
-        <w:t xml:space="preserve">数量变化率)</w:t>
-      </w:r>
-      <w:r>
-        <w:rPr>
-          <w:rStyle w:val="VerbatimChar"/>
-        </w:rPr>
-        <w:t xml:space="preserve">    </w:t>
-      </w:r>
-      <w:r>
-        <w:rPr>
-          <w:rStyle w:val="VerbatimChar"/>
-          <w:rFonts w:hint="eastAsia"/>
-        </w:rPr>
-        <w:t xml:space="preserve">角精确定位秒个位)</w:t>
-      </w:r>
-      <w:r>
-        <w:br/>
-      </w:r>
-      <w:r>
-        <w:rPr>
-          <w:rStyle w:val="VerbatimChar"/>
-        </w:rPr>
-        <w:t xml:space="preserve">    │             │</w:t>
-      </w:r>
-      <w:r>
-        <w:br/>
-      </w:r>
-      <w:r>
-        <w:rPr>
-          <w:rStyle w:val="VerbatimChar"/>
-        </w:rPr>
-        <w:t xml:space="preserve">    ▼             ▼</w:t>
-      </w:r>
-      <w:r>
-        <w:br/>
-      </w:r>
-      <w:r>
-        <w:rPr>
-          <w:rStyle w:val="VerbatimChar"/>
-          <w:rFonts w:hint="eastAsia"/>
-        </w:rPr>
-        <w:t xml:space="preserve">找峰值→跳变帧</w:t>
-      </w:r>
-      <w:r>
-        <w:rPr>
-          <w:rStyle w:val="VerbatimChar"/>
-        </w:rPr>
-        <w:t xml:space="preserve">   </w:t>
-      </w:r>
-      <w:r>
-        <w:rPr>
-          <w:rStyle w:val="VerbatimChar"/>
-          <w:rFonts w:hint="eastAsia"/>
-        </w:rPr>
-        <w:t xml:space="preserve">亮度比法扫描</w:t>
-      </w:r>
-      <w:r>
-        <w:br/>
-      </w:r>
-      <w:r>
-        <w:rPr>
-          <w:rStyle w:val="VerbatimChar"/>
-        </w:rPr>
-        <w:t xml:space="preserve">               </w:t>
-      </w:r>
-      <w:r>
-        <w:rPr>
-          <w:rStyle w:val="VerbatimChar"/>
-          <w:rFonts w:hint="eastAsia"/>
-        </w:rPr>
-        <w:t xml:space="preserve">(滑动窗均值变化率)</w:t>
-      </w:r>
-      <w:r>
-        <w:br/>
-      </w:r>
-      <w:r>
-        <w:rPr>
-          <w:rStyle w:val="VerbatimChar"/>
-        </w:rPr>
-        <w:t xml:space="preserve">                  │</w:t>
-      </w:r>
-      <w:r>
-        <w:br/>
-      </w:r>
-      <w:r>
-        <w:rPr>
-          <w:rStyle w:val="VerbatimChar"/>
-        </w:rPr>
-        <w:t xml:space="preserve">                  ▼</w:t>
-      </w:r>
-      <w:r>
-        <w:br/>
-      </w:r>
-      <w:r>
-        <w:rPr>
-          <w:rStyle w:val="VerbatimChar"/>
-        </w:rPr>
-        <w:t xml:space="preserve">              </w:t>
-      </w:r>
-      <w:r>
-        <w:rPr>
-          <w:rStyle w:val="VerbatimChar"/>
-          <w:rFonts w:hint="eastAsia"/>
-        </w:rPr>
-        <w:t xml:space="preserve">自适应阈值+稳定性验证</w:t>
-      </w:r>
-      <w:r>
-        <w:br/>
-      </w:r>
-      <w:r>
-        <w:rPr>
-          <w:rStyle w:val="VerbatimChar"/>
-        </w:rPr>
-        <w:t xml:space="preserve">                  │</w:t>
-      </w:r>
-      <w:r>
-        <w:br/>
-      </w:r>
-      <w:r>
-        <w:rPr>
-          <w:rStyle w:val="VerbatimChar"/>
-        </w:rPr>
-        <w:t xml:space="preserve">                  ▼</w:t>
-      </w:r>
-      <w:r>
-        <w:br/>
-      </w:r>
-      <w:r>
-        <w:rPr>
-          <w:rStyle w:val="VerbatimChar"/>
-        </w:rPr>
-        <w:t xml:space="preserve">              </w:t>
-      </w:r>
-      <w:r>
-        <w:rPr>
-          <w:rStyle w:val="VerbatimChar"/>
-          <w:rFonts w:hint="eastAsia"/>
-        </w:rPr>
-        <w:t xml:space="preserve">跳前跳后双CV验证</w:t>
-      </w:r>
-      <w:r>
-        <w:br/>
-      </w:r>
-      <w:r>
-        <w:rPr>
-          <w:rStyle w:val="VerbatimChar"/>
-        </w:rPr>
-        <w:t xml:space="preserve">                  │</w:t>
-      </w:r>
-      <w:r>
-        <w:br/>
-      </w:r>
-      <w:r>
-        <w:rPr>
-          <w:rStyle w:val="VerbatimChar"/>
-        </w:rPr>
-        <w:t xml:space="preserve">    ┌─────────────┘</w:t>
-      </w:r>
-      <w:r>
-        <w:br/>
-      </w:r>
-      <w:r>
-        <w:rPr>
-          <w:rStyle w:val="VerbatimChar"/>
-        </w:rPr>
-        <w:t xml:space="preserve">    ▼</w:t>
-      </w:r>
-      <w:r>
-        <w:br/>
-      </w:r>
-      <w:r>
-        <w:rPr>
-          <w:rStyle w:val="VerbatimChar"/>
-        </w:rPr>
-        <w:t xml:space="preserve">  </w:t>
-      </w:r>
-      <w:r>
-        <w:rPr>
-          <w:rStyle w:val="VerbatimChar"/>
-          <w:rFonts w:hint="eastAsia"/>
-        </w:rPr>
-        <w:t xml:space="preserve">分层回退（找不到就降低阈值重试）</w:t>
-      </w:r>
-      <w:r>
-        <w:br/>
-      </w:r>
-      <w:r>
-        <w:rPr>
-          <w:rStyle w:val="VerbatimChar"/>
-        </w:rPr>
-        <w:t xml:space="preserve">    │</w:t>
-      </w:r>
-      <w:r>
-        <w:br/>
-      </w:r>
-      <w:r>
-        <w:rPr>
-          <w:rStyle w:val="VerbatimChar"/>
-        </w:rPr>
-        <w:t xml:space="preserve">    ▼</w:t>
-      </w:r>
-      <w:r>
-        <w:br/>
-      </w:r>
-      <w:r>
-        <w:rPr>
-          <w:rStyle w:val="VerbatimChar"/>
-        </w:rPr>
-        <w:t xml:space="preserve">  </w:t>
-      </w:r>
-      <w:r>
-        <w:rPr>
-          <w:rStyle w:val="VerbatimChar"/>
-          <w:rFonts w:hint="eastAsia"/>
-        </w:rPr>
-        <w:t xml:space="preserve">±3帧微调到信号最强帧</w:t>
-      </w:r>
-      <w:r>
-        <w:br/>
-      </w:r>
-      <w:r>
-        <w:rPr>
-          <w:rStyle w:val="VerbatimChar"/>
-        </w:rPr>
-        <w:t xml:space="preserve">    │</w:t>
-      </w:r>
-      <w:r>
-        <w:br/>
-      </w:r>
-      <w:r>
-        <w:rPr>
-          <w:rStyle w:val="VerbatimChar"/>
-        </w:rPr>
-        <w:t xml:space="preserve">    ▼</w:t>
-      </w:r>
-      <w:r>
-        <w:br/>
-      </w:r>
-      <w:r>
-        <w:rPr>
-          <w:rStyle w:val="VerbatimChar"/>
-        </w:rPr>
-        <w:t xml:space="preserve">  </w:t>
-      </w:r>
-      <w:r>
-        <w:rPr>
-          <w:rStyle w:val="VerbatimChar"/>
-          <w:rFonts w:hint="eastAsia"/>
-        </w:rPr>
-        <w:t xml:space="preserve">返回</w:t>
-      </w:r>
-      <w:r>
-        <w:rPr>
-          <w:rStyle w:val="VerbatimChar"/>
-        </w:rPr>
-        <w:t xml:space="preserve"> JumpDetectionResult</w:t>
+      </w:r>
+      <w:r>
+        <w:rPr>
+          <w:rStyle w:val="VerbatimChar"/>
+        </w:rPr>
+      </w:r>
+      <w:r>
+        <w:rPr>
+          <w:rStyle w:val="VerbatimChar"/>
+          <w:rFonts w:hint="eastAsia"/>
+        </w:rPr>
+      </w:r>
+      <w:r/>
+      <w:r>
+        <w:rPr>
+          <w:rStyle w:val="VerbatimChar"/>
+        </w:rPr>
+      </w:r>
+      <w:r/>
+      <w:r>
+        <w:rPr>
+          <w:rStyle w:val="VerbatimChar"/>
+        </w:rPr>
+      </w:r>
+      <w:r/>
+      <w:r>
+        <w:rPr>
+          <w:rStyle w:val="VerbatimChar"/>
+        </w:rPr>
+      </w:r>
+      <w:r>
+        <w:rPr>
+          <w:rStyle w:val="VerbatimChar"/>
+          <w:rFonts w:hint="eastAsia"/>
+        </w:rPr>
+      </w:r>
+      <w:r/>
+      <w:r>
+        <w:rPr>
+          <w:rStyle w:val="VerbatimChar"/>
+        </w:rPr>
+      </w:r>
+      <w:r/>
+      <w:r>
+        <w:rPr>
+          <w:rStyle w:val="VerbatimChar"/>
+        </w:rPr>
+      </w:r>
+      <w:r/>
+      <w:r>
+        <w:rPr>
+          <w:rStyle w:val="VerbatimChar"/>
+        </w:rPr>
+      </w:r>
+      <w:r/>
+      <w:r>
+        <w:rPr>
+          <w:rStyle w:val="VerbatimChar"/>
+        </w:rPr>
+      </w:r>
+      <w:r>
+        <w:rPr>
+          <w:rStyle w:val="VerbatimChar"/>
+          <w:rFonts w:hint="eastAsia"/>
+        </w:rPr>
+      </w:r>
+      <w:r>
+        <w:rPr>
+          <w:rStyle w:val="VerbatimChar"/>
+        </w:rPr>
+      </w:r>
+      <w:r>
+        <w:rPr>
+          <w:rStyle w:val="VerbatimChar"/>
+          <w:rFonts w:hint="eastAsia"/>
+        </w:rPr>
+      </w:r>
+      <w:r/>
+      <w:r>
+        <w:rPr>
+          <w:rStyle w:val="VerbatimChar"/>
+        </w:rPr>
+      </w:r>
+      <w:r/>
+      <w:r>
+        <w:rPr>
+          <w:rStyle w:val="VerbatimChar"/>
+        </w:rPr>
+      </w:r>
+      <w:r/>
+      <w:r>
+        <w:rPr>
+          <w:rStyle w:val="VerbatimChar"/>
+          <w:rFonts w:hint="eastAsia"/>
+        </w:rPr>
+      </w:r>
+      <w:r>
+        <w:rPr>
+          <w:rStyle w:val="VerbatimChar"/>
+        </w:rPr>
+      </w:r>
+      <w:r>
+        <w:rPr>
+          <w:rStyle w:val="VerbatimChar"/>
+          <w:rFonts w:hint="eastAsia"/>
+        </w:rPr>
+      </w:r>
+      <w:r/>
+      <w:r>
+        <w:rPr>
+          <w:rStyle w:val="VerbatimChar"/>
+        </w:rPr>
+      </w:r>
+      <w:r>
+        <w:rPr>
+          <w:rStyle w:val="VerbatimChar"/>
+          <w:rFonts w:hint="eastAsia"/>
+        </w:rPr>
+      </w:r>
+      <w:r>
+        <w:rPr>
+          <w:rStyle w:val="VerbatimChar"/>
+        </w:rPr>
+      </w:r>
+      <w:r>
+        <w:rPr>
+          <w:rStyle w:val="VerbatimChar"/>
+          <w:rFonts w:hint="eastAsia"/>
+        </w:rPr>
+      </w:r>
+      <w:r/>
+      <w:r>
+        <w:rPr>
+          <w:rStyle w:val="VerbatimChar"/>
+        </w:rPr>
+      </w:r>
+      <w:r>
+        <w:rPr>
+          <w:rStyle w:val="VerbatimChar"/>
+          <w:rFonts w:hint="eastAsia"/>
+        </w:rPr>
+      </w:r>
+      <w:r>
+        <w:rPr>
+          <w:rStyle w:val="VerbatimChar"/>
+        </w:rPr>
+      </w:r>
+      <w:r>
+        <w:rPr>
+          <w:rStyle w:val="VerbatimChar"/>
+          <w:rFonts w:hint="eastAsia"/>
+        </w:rPr>
+      </w:r>
+      <w:r/>
+      <w:r>
+        <w:rPr>
+          <w:rStyle w:val="VerbatimChar"/>
+        </w:rPr>
+      </w:r>
+      <w:r>
+        <w:rPr>
+          <w:rStyle w:val="VerbatimChar"/>
+          <w:rFonts w:hint="eastAsia"/>
+        </w:rPr>
+      </w:r>
+      <w:r>
+        <w:rPr>
+          <w:rStyle w:val="VerbatimChar"/>
+        </w:rPr>
+      </w:r>
+      <w:r>
+        <w:rPr>
+          <w:rStyle w:val="VerbatimChar"/>
+          <w:rFonts w:hint="eastAsia"/>
+        </w:rPr>
+      </w:r>
+      <w:r/>
+      <w:r>
+        <w:rPr>
+          <w:rStyle w:val="VerbatimChar"/>
+        </w:rPr>
+      </w:r>
+      <w:r/>
+      <w:r>
+        <w:rPr>
+          <w:rStyle w:val="VerbatimChar"/>
+        </w:rPr>
+      </w:r>
+      <w:r/>
+      <w:r>
+        <w:rPr>
+          <w:rStyle w:val="VerbatimChar"/>
+          <w:rFonts w:hint="eastAsia"/>
+        </w:rPr>
+      </w:r>
+      <w:r>
+        <w:rPr>
+          <w:rStyle w:val="VerbatimChar"/>
+        </w:rPr>
+      </w:r>
+      <w:r>
+        <w:rPr>
+          <w:rStyle w:val="VerbatimChar"/>
+          <w:rFonts w:hint="eastAsia"/>
+        </w:rPr>
+      </w:r>
+      <w:r/>
+      <w:r>
+        <w:rPr>
+          <w:rStyle w:val="VerbatimChar"/>
+        </w:rPr>
+      </w:r>
+      <w:r>
+        <w:rPr>
+          <w:rStyle w:val="VerbatimChar"/>
+          <w:rFonts w:hint="eastAsia"/>
+        </w:rPr>
+      </w:r>
+      <w:r/>
+      <w:r>
+        <w:rPr>
+          <w:rStyle w:val="VerbatimChar"/>
+        </w:rPr>
+      </w:r>
+      <w:r/>
+      <w:r>
+        <w:rPr>
+          <w:rStyle w:val="VerbatimChar"/>
+        </w:rPr>
+      </w:r>
+      <w:r/>
+      <w:r>
+        <w:rPr>
+          <w:rStyle w:val="VerbatimChar"/>
+        </w:rPr>
+      </w:r>
+      <w:r>
+        <w:rPr>
+          <w:rStyle w:val="VerbatimChar"/>
+          <w:rFonts w:hint="eastAsia"/>
+        </w:rPr>
+      </w:r>
+      <w:r/>
+      <w:r>
+        <w:rPr>
+          <w:rStyle w:val="VerbatimChar"/>
+        </w:rPr>
+      </w:r>
+      <w:r/>
+      <w:r>
+        <w:rPr>
+          <w:rStyle w:val="VerbatimChar"/>
+        </w:rPr>
+      </w:r>
+      <w:r/>
+      <w:r>
+        <w:rPr>
+          <w:rStyle w:val="VerbatimChar"/>
+        </w:rPr>
+      </w:r>
+      <w:r>
+        <w:rPr>
+          <w:rStyle w:val="VerbatimChar"/>
+          <w:rFonts w:hint="eastAsia"/>
+        </w:rPr>
+      </w:r>
+      <w:r/>
+      <w:r>
+        <w:rPr>
+          <w:rStyle w:val="VerbatimChar"/>
+        </w:rPr>
+      </w:r>
+      <w:r/>
+      <w:r>
+        <w:rPr>
+          <w:rStyle w:val="VerbatimChar"/>
+        </w:rPr>
+      </w:r>
+      <w:r/>
+      <w:r>
+        <w:rPr>
+          <w:rStyle w:val="VerbatimChar"/>
+        </w:rPr>
+      </w:r>
+      <w:r/>
+      <w:r>
+        <w:rPr>
+          <w:rStyle w:val="VerbatimChar"/>
+        </w:rPr>
+      </w:r>
+      <w:r>
+        <w:rPr>
+          <w:rStyle w:val="VerbatimChar"/>
+          <w:rFonts w:hint="eastAsia"/>
+        </w:rPr>
+      </w:r>
+      <w:r/>
+      <w:r>
+        <w:rPr>
+          <w:rStyle w:val="VerbatimChar"/>
+        </w:rPr>
+      </w:r>
+      <w:r/>
+      <w:r>
+        <w:rPr>
+          <w:rStyle w:val="VerbatimChar"/>
+        </w:rPr>
+      </w:r>
+      <w:r/>
+      <w:r>
+        <w:rPr>
+          <w:rStyle w:val="VerbatimChar"/>
+        </w:rPr>
+      </w:r>
+      <w:r>
+        <w:rPr>
+          <w:rStyle w:val="VerbatimChar"/>
+          <w:rFonts w:hint="eastAsia"/>
+        </w:rPr>
+      </w:r>
+      <w:r/>
+      <w:r>
+        <w:rPr>
+          <w:rStyle w:val="VerbatimChar"/>
+        </w:rPr>
+      </w:r>
+      <w:r/>
+      <w:r>
+        <w:rPr>
+          <w:rStyle w:val="VerbatimChar"/>
+        </w:rPr>
+      </w:r>
+      <w:r/>
+      <w:r>
+        <w:rPr>
+          <w:rStyle w:val="VerbatimChar"/>
+        </w:rPr>
+      </w:r>
+      <w:r>
+        <w:rPr>
+          <w:rStyle w:val="VerbatimChar"/>
+          <w:rFonts w:hint="eastAsia"/>
+        </w:rPr>
+      </w:r>
+      <w:r>
+        <w:rPr>
+          <w:rStyle w:val="VerbatimChar"/>
+        </w:rPr>
       </w:r>
     </w:p>
     <w:bookmarkEnd w:id="24"/>
@@ -3416,383 +3290,299 @@
         <w:rPr>
           <w:rStyle w:val="VerbatimChar"/>
         </w:rPr>
-        <w:t xml:space="preserve">1. </w:t>
-      </w:r>
-      <w:r>
-        <w:rPr>
-          <w:rStyle w:val="VerbatimChar"/>
-          <w:rFonts w:hint="eastAsia"/>
-        </w:rPr>
-        <w:t xml:space="preserve">在精确末位ROI上逐帧计算平均亮度：bright[i]</w:t>
-      </w:r>
-      <w:r>
-        <w:rPr>
-          <w:rStyle w:val="VerbatimChar"/>
-        </w:rPr>
-        <w:t xml:space="preserve"> = mean(gray(roi))</w:t>
-      </w:r>
-      <w:r>
-        <w:br/>
-      </w:r>
-      <w:r>
-        <w:rPr>
-          <w:rStyle w:val="VerbatimChar"/>
-        </w:rPr>
-        <w:t xml:space="preserve">2. </w:t>
-      </w:r>
-      <w:r>
-        <w:rPr>
-          <w:rStyle w:val="VerbatimChar"/>
-          <w:rFonts w:hint="eastAsia"/>
-        </w:rPr>
-        <w:t xml:space="preserve">滑动窗均值变化率：scores[i]</w:t>
-      </w:r>
-      <w:r>
-        <w:rPr>
-          <w:rStyle w:val="VerbatimChar"/>
-        </w:rPr>
-        <w:t xml:space="preserve"> = |mean(after_window) - mean(before_window)| / max(mean_before, mean_after)</w:t>
-      </w:r>
-      <w:r>
-        <w:br/>
-      </w:r>
-      <w:r>
-        <w:rPr>
-          <w:rStyle w:val="VerbatimChar"/>
-        </w:rPr>
-        <w:t xml:space="preserve">   </w:t>
-      </w:r>
-      <w:r>
-        <w:rPr>
-          <w:rStyle w:val="VerbatimChar"/>
-          <w:rFonts w:hint="eastAsia"/>
-        </w:rPr>
-        <w:t xml:space="preserve">窗口大小</w:t>
-      </w:r>
-      <w:r>
-        <w:rPr>
-          <w:rStyle w:val="VerbatimChar"/>
-        </w:rPr>
-        <w:t xml:space="preserve"> w = 3</w:t>
-      </w:r>
-      <w:r>
-        <w:br/>
-      </w:r>
-      <w:r>
-        <w:rPr>
-          <w:rStyle w:val="VerbatimChar"/>
-        </w:rPr>
-        <w:t xml:space="preserve">3. </w:t>
-      </w:r>
-      <w:r>
-        <w:rPr>
-          <w:rStyle w:val="VerbatimChar"/>
-          <w:rFonts w:hint="eastAsia"/>
-        </w:rPr>
-        <w:t xml:space="preserve">自适应阈值计算：</w:t>
-      </w:r>
-      <w:r>
-        <w:br/>
-      </w:r>
-      <w:r>
-        <w:rPr>
-          <w:rStyle w:val="VerbatimChar"/>
-        </w:rPr>
-        <w:t xml:space="preserve">   - P95 = percentile(scores, 95), P99 = percentile(scores, 99)</w:t>
-      </w:r>
-      <w:r>
-        <w:br/>
-      </w:r>
-      <w:r>
-        <w:rPr>
-          <w:rStyle w:val="VerbatimChar"/>
-        </w:rPr>
-        <w:t xml:space="preserve">   - gap = P99 / P95</w:t>
-      </w:r>
-      <w:r>
-        <w:br/>
-      </w:r>
-      <w:r>
-        <w:rPr>
-          <w:rStyle w:val="VerbatimChar"/>
-        </w:rPr>
-        <w:t xml:space="preserve">   - threshold = P99 * 0.6  </w:t>
-      </w:r>
-      <w:r>
-        <w:rPr>
-          <w:rStyle w:val="VerbatimChar"/>
-          <w:rFonts w:hint="eastAsia"/>
-        </w:rPr>
-        <w:t xml:space="preserve">(如果</w:t>
-      </w:r>
-      <w:r>
-        <w:rPr>
-          <w:rStyle w:val="VerbatimChar"/>
-        </w:rPr>
-        <w:t xml:space="preserve"> gap &gt; 3) </w:t>
-      </w:r>
-      <w:r>
-        <w:rPr>
-          <w:rStyle w:val="VerbatimChar"/>
-          <w:rFonts w:hint="eastAsia"/>
-        </w:rPr>
-        <w:t xml:space="preserve">或</w:t>
-      </w:r>
-      <w:r>
-        <w:rPr>
-          <w:rStyle w:val="VerbatimChar"/>
-        </w:rPr>
-        <w:t xml:space="preserve"> P95 * 0.9</w:t>
-      </w:r>
-      <w:r>
-        <w:br/>
-      </w:r>
-      <w:r>
-        <w:rPr>
-          <w:rStyle w:val="VerbatimChar"/>
-        </w:rPr>
-        <w:t xml:space="preserve">   - </w:t>
-      </w:r>
-      <w:r>
-        <w:rPr>
-          <w:rStyle w:val="VerbatimChar"/>
-          <w:rFonts w:hint="eastAsia"/>
-        </w:rPr>
-        <w:t xml:space="preserve">全局CV修正：global_cv</w:t>
-      </w:r>
-      <w:r>
-        <w:rPr>
-          <w:rStyle w:val="VerbatimChar"/>
-        </w:rPr>
-        <w:t xml:space="preserve"> &lt; 0.005 → </w:t>
-      </w:r>
-      <w:r>
-        <w:rPr>
-          <w:rStyle w:val="VerbatimChar"/>
-          <w:rFonts w:hint="eastAsia"/>
-        </w:rPr>
-        <w:t xml:space="preserve">阈值×1.5,</w:t>
-      </w:r>
-      <w:r>
-        <w:rPr>
-          <w:rStyle w:val="VerbatimChar"/>
-        </w:rPr>
-        <w:t xml:space="preserve"> global_cv &lt; 0.01 → </w:t>
-      </w:r>
-      <w:r>
-        <w:rPr>
-          <w:rStyle w:val="VerbatimChar"/>
-          <w:rFonts w:hint="eastAsia"/>
-        </w:rPr>
-        <w:t xml:space="preserve">阈值×1.2</w:t>
-      </w:r>
-      <w:r>
-        <w:br/>
-      </w:r>
-      <w:r>
-        <w:rPr>
-          <w:rStyle w:val="VerbatimChar"/>
-        </w:rPr>
-        <w:t xml:space="preserve">   - </w:t>
-      </w:r>
-      <w:r>
-        <w:rPr>
-          <w:rStyle w:val="VerbatimChar"/>
-          <w:rFonts w:hint="eastAsia"/>
-        </w:rPr>
-        <w:t xml:space="preserve">降低阈值重试：threshold</w:t>
-      </w:r>
-      <w:r>
-        <w:rPr>
-          <w:rStyle w:val="VerbatimChar"/>
-        </w:rPr>
-        <w:t xml:space="preserve"> *= 0.5</w:t>
-      </w:r>
-      <w:r>
-        <w:br/>
-      </w:r>
-      <w:r>
-        <w:rPr>
-          <w:rStyle w:val="VerbatimChar"/>
-        </w:rPr>
-        <w:t xml:space="preserve">4. </w:t>
-      </w:r>
-      <w:r>
-        <w:rPr>
-          <w:rStyle w:val="VerbatimChar"/>
-          <w:rFonts w:hint="eastAsia"/>
-        </w:rPr>
-        <w:t xml:space="preserve">峰值检测：scores[i]</w:t>
-      </w:r>
-      <w:r>
-        <w:rPr>
-          <w:rStyle w:val="VerbatimChar"/>
-        </w:rPr>
-        <w:t xml:space="preserve"> ≥ threshold </w:t>
-      </w:r>
-      <w:r>
-        <w:rPr>
-          <w:rStyle w:val="VerbatimChar"/>
-          <w:rFonts w:hint="eastAsia"/>
-        </w:rPr>
-        <w:t xml:space="preserve">且</w:t>
-      </w:r>
-      <w:r>
-        <w:rPr>
-          <w:rStyle w:val="VerbatimChar"/>
-        </w:rPr>
-        <w:t xml:space="preserve"> scores[i] ≥ median(neighbors) * 2.5</w:t>
-      </w:r>
-      <w:r>
-        <w:br/>
-      </w:r>
-      <w:r>
-        <w:rPr>
-          <w:rStyle w:val="VerbatimChar"/>
-        </w:rPr>
-        <w:t xml:space="preserve">5. </w:t>
-      </w:r>
-      <w:r>
-        <w:rPr>
-          <w:rStyle w:val="VerbatimChar"/>
-          <w:rFonts w:hint="eastAsia"/>
-        </w:rPr>
-        <w:t xml:space="preserve">稳定性验证（首次检测必须）：</w:t>
-      </w:r>
-      <w:r>
-        <w:br/>
-      </w:r>
-      <w:r>
-        <w:rPr>
-          <w:rStyle w:val="VerbatimChar"/>
-        </w:rPr>
-        <w:t xml:space="preserve">   - </w:t>
-      </w:r>
-      <w:r>
-        <w:rPr>
-          <w:rStyle w:val="VerbatimChar"/>
-          <w:rFonts w:hint="eastAsia"/>
-        </w:rPr>
-        <w:t xml:space="preserve">跳变前15帧CV</w:t>
-      </w:r>
-      <w:r>
-        <w:br/>
-      </w:r>
-      <w:r>
-        <w:rPr>
-          <w:rStyle w:val="VerbatimChar"/>
-        </w:rPr>
-        <w:t xml:space="preserve">   - </w:t>
-      </w:r>
-      <w:r>
-        <w:rPr>
-          <w:rStyle w:val="VerbatimChar"/>
-          <w:rFonts w:hint="eastAsia"/>
-        </w:rPr>
-        <w:t xml:space="preserve">跳变后15帧CV</w:t>
-      </w:r>
-      <w:r>
-        <w:br/>
-      </w:r>
-      <w:r>
-        <w:rPr>
-          <w:rStyle w:val="VerbatimChar"/>
-        </w:rPr>
-        <w:t xml:space="preserve">   - </w:t>
-      </w:r>
-      <w:r>
-        <w:rPr>
-          <w:rStyle w:val="VerbatimChar"/>
-          <w:rFonts w:hint="eastAsia"/>
-        </w:rPr>
-        <w:t xml:space="preserve">条件：post_cv</w:t>
-      </w:r>
-      <w:r>
-        <w:rPr>
-          <w:rStyle w:val="VerbatimChar"/>
-        </w:rPr>
-        <w:t xml:space="preserve"> &lt; global_cv </w:t>
-      </w:r>
-      <w:r>
-        <w:rPr>
-          <w:rStyle w:val="VerbatimChar"/>
-          <w:rFonts w:hint="eastAsia"/>
-        </w:rPr>
-        <w:t xml:space="preserve">或</w:t>
-      </w:r>
-      <w:r>
-        <w:rPr>
-          <w:rStyle w:val="VerbatimChar"/>
-        </w:rPr>
-        <w:t xml:space="preserve"> post_cv &lt; pre_cv * </w:t>
-      </w:r>
-      <w:r>
-        <w:rPr>
-          <w:rStyle w:val="VerbatimChar"/>
-          <w:rFonts w:hint="eastAsia"/>
-        </w:rPr>
-        <w:t xml:space="preserve">0.5（跳变后更稳定）</w:t>
-      </w:r>
-      <w:r>
-        <w:br/>
-      </w:r>
-      <w:r>
-        <w:rPr>
-          <w:rStyle w:val="VerbatimChar"/>
-        </w:rPr>
-        <w:t xml:space="preserve">   - </w:t>
-      </w:r>
-      <w:r>
-        <w:rPr>
-          <w:rStyle w:val="VerbatimChar"/>
-          <w:rFonts w:hint="eastAsia"/>
-        </w:rPr>
-        <w:t xml:space="preserve">条件：亮度变化</w:t>
-      </w:r>
-      <w:r>
-        <w:rPr>
-          <w:rStyle w:val="VerbatimChar"/>
-        </w:rPr>
-        <w:t xml:space="preserve"> &gt; </w:t>
-      </w:r>
-      <w:r>
-        <w:rPr>
-          <w:rStyle w:val="VerbatimChar"/>
-          <w:rFonts w:hint="eastAsia"/>
-        </w:rPr>
-        <w:t xml:space="preserve">0.3%（确认有实质性变化）</w:t>
-      </w:r>
-      <w:r>
-        <w:br/>
-      </w:r>
-      <w:r>
-        <w:rPr>
-          <w:rStyle w:val="VerbatimChar"/>
-        </w:rPr>
-        <w:t xml:space="preserve">6. </w:t>
-      </w:r>
-      <w:r>
-        <w:rPr>
-          <w:rStyle w:val="VerbatimChar"/>
-          <w:rFonts w:hint="eastAsia"/>
-        </w:rPr>
-        <w:t xml:space="preserve">找下一个模式：跳过稳定性验证，提高灵敏度</w:t>
-      </w:r>
-      <w:r>
-        <w:br/>
-      </w:r>
-      <w:r>
-        <w:rPr>
-          <w:rStyle w:val="VerbatimChar"/>
-        </w:rPr>
-        <w:t xml:space="preserve">7. </w:t>
-      </w:r>
-      <w:r>
-        <w:rPr>
-          <w:rStyle w:val="VerbatimChar"/>
-          <w:rFonts w:hint="eastAsia"/>
-        </w:rPr>
-        <w:t xml:space="preserve">±3帧微调：在候选帧±3范围内找亮度比最大的帧</w:t>
+      </w:r>
+      <w:r>
+        <w:rPr>
+          <w:rStyle w:val="VerbatimChar"/>
+          <w:rFonts w:hint="eastAsia"/>
+        </w:rPr>
+      </w:r>
+      <w:r>
+        <w:rPr>
+          <w:rStyle w:val="VerbatimChar"/>
+        </w:rPr>
+      </w:r>
+      <w:r/>
+      <w:r>
+        <w:rPr>
+          <w:rStyle w:val="VerbatimChar"/>
+        </w:rPr>
+      </w:r>
+      <w:r>
+        <w:rPr>
+          <w:rStyle w:val="VerbatimChar"/>
+          <w:rFonts w:hint="eastAsia"/>
+        </w:rPr>
+      </w:r>
+      <w:r>
+        <w:rPr>
+          <w:rStyle w:val="VerbatimChar"/>
+        </w:rPr>
+      </w:r>
+      <w:r/>
+      <w:r>
+        <w:rPr>
+          <w:rStyle w:val="VerbatimChar"/>
+        </w:rPr>
+      </w:r>
+      <w:r>
+        <w:rPr>
+          <w:rStyle w:val="VerbatimChar"/>
+          <w:rFonts w:hint="eastAsia"/>
+        </w:rPr>
+      </w:r>
+      <w:r>
+        <w:rPr>
+          <w:rStyle w:val="VerbatimChar"/>
+        </w:rPr>
+      </w:r>
+      <w:r/>
+      <w:r>
+        <w:rPr>
+          <w:rStyle w:val="VerbatimChar"/>
+        </w:rPr>
+      </w:r>
+      <w:r>
+        <w:rPr>
+          <w:rStyle w:val="VerbatimChar"/>
+          <w:rFonts w:hint="eastAsia"/>
+        </w:rPr>
+      </w:r>
+      <w:r/>
+      <w:r>
+        <w:rPr>
+          <w:rStyle w:val="VerbatimChar"/>
+        </w:rPr>
+      </w:r>
+      <w:r/>
+      <w:r>
+        <w:rPr>
+          <w:rStyle w:val="VerbatimChar"/>
+        </w:rPr>
+      </w:r>
+      <w:r/>
+      <w:r>
+        <w:rPr>
+          <w:rStyle w:val="VerbatimChar"/>
+        </w:rPr>
+      </w:r>
+      <w:r>
+        <w:rPr>
+          <w:rStyle w:val="VerbatimChar"/>
+          <w:rFonts w:hint="eastAsia"/>
+        </w:rPr>
+      </w:r>
+      <w:r>
+        <w:rPr>
+          <w:rStyle w:val="VerbatimChar"/>
+        </w:rPr>
+      </w:r>
+      <w:r>
+        <w:rPr>
+          <w:rStyle w:val="VerbatimChar"/>
+          <w:rFonts w:hint="eastAsia"/>
+        </w:rPr>
+      </w:r>
+      <w:r>
+        <w:rPr>
+          <w:rStyle w:val="VerbatimChar"/>
+        </w:rPr>
+      </w:r>
+      <w:r/>
+      <w:r>
+        <w:rPr>
+          <w:rStyle w:val="VerbatimChar"/>
+        </w:rPr>
+      </w:r>
+      <w:r>
+        <w:rPr>
+          <w:rStyle w:val="VerbatimChar"/>
+          <w:rFonts w:hint="eastAsia"/>
+        </w:rPr>
+      </w:r>
+      <w:r>
+        <w:rPr>
+          <w:rStyle w:val="VerbatimChar"/>
+        </w:rPr>
+      </w:r>
+      <w:r>
+        <w:rPr>
+          <w:rStyle w:val="VerbatimChar"/>
+          <w:rFonts w:hint="eastAsia"/>
+        </w:rPr>
+      </w:r>
+      <w:r>
+        <w:rPr>
+          <w:rStyle w:val="VerbatimChar"/>
+        </w:rPr>
+      </w:r>
+      <w:r>
+        <w:rPr>
+          <w:rStyle w:val="VerbatimChar"/>
+          <w:rFonts w:hint="eastAsia"/>
+        </w:rPr>
+      </w:r>
+      <w:r/>
+      <w:r>
+        <w:rPr>
+          <w:rStyle w:val="VerbatimChar"/>
+        </w:rPr>
+      </w:r>
+      <w:r>
+        <w:rPr>
+          <w:rStyle w:val="VerbatimChar"/>
+          <w:rFonts w:hint="eastAsia"/>
+        </w:rPr>
+      </w:r>
+      <w:r>
+        <w:rPr>
+          <w:rStyle w:val="VerbatimChar"/>
+        </w:rPr>
+      </w:r>
+      <w:r/>
+      <w:r>
+        <w:rPr>
+          <w:rStyle w:val="VerbatimChar"/>
+        </w:rPr>
+      </w:r>
+      <w:r>
+        <w:rPr>
+          <w:rStyle w:val="VerbatimChar"/>
+          <w:rFonts w:hint="eastAsia"/>
+        </w:rPr>
+      </w:r>
+      <w:r>
+        <w:rPr>
+          <w:rStyle w:val="VerbatimChar"/>
+        </w:rPr>
+      </w:r>
+      <w:r>
+        <w:rPr>
+          <w:rStyle w:val="VerbatimChar"/>
+          <w:rFonts w:hint="eastAsia"/>
+        </w:rPr>
+      </w:r>
+      <w:r>
+        <w:rPr>
+          <w:rStyle w:val="VerbatimChar"/>
+        </w:rPr>
+      </w:r>
+      <w:r/>
+      <w:r>
+        <w:rPr>
+          <w:rStyle w:val="VerbatimChar"/>
+        </w:rPr>
+      </w:r>
+      <w:r>
+        <w:rPr>
+          <w:rStyle w:val="VerbatimChar"/>
+          <w:rFonts w:hint="eastAsia"/>
+        </w:rPr>
+      </w:r>
+      <w:r/>
+      <w:r>
+        <w:rPr>
+          <w:rStyle w:val="VerbatimChar"/>
+        </w:rPr>
+      </w:r>
+      <w:r>
+        <w:rPr>
+          <w:rStyle w:val="VerbatimChar"/>
+          <w:rFonts w:hint="eastAsia"/>
+        </w:rPr>
+      </w:r>
+      <w:r/>
+      <w:r>
+        <w:rPr>
+          <w:rStyle w:val="VerbatimChar"/>
+        </w:rPr>
+      </w:r>
+      <w:r>
+        <w:rPr>
+          <w:rStyle w:val="VerbatimChar"/>
+          <w:rFonts w:hint="eastAsia"/>
+        </w:rPr>
+      </w:r>
+      <w:r/>
+      <w:r>
+        <w:rPr>
+          <w:rStyle w:val="VerbatimChar"/>
+        </w:rPr>
+      </w:r>
+      <w:r>
+        <w:rPr>
+          <w:rStyle w:val="VerbatimChar"/>
+          <w:rFonts w:hint="eastAsia"/>
+        </w:rPr>
+      </w:r>
+      <w:r>
+        <w:rPr>
+          <w:rStyle w:val="VerbatimChar"/>
+        </w:rPr>
+      </w:r>
+      <w:r>
+        <w:rPr>
+          <w:rStyle w:val="VerbatimChar"/>
+          <w:rFonts w:hint="eastAsia"/>
+        </w:rPr>
+      </w:r>
+      <w:r>
+        <w:rPr>
+          <w:rStyle w:val="VerbatimChar"/>
+        </w:rPr>
+      </w:r>
+      <w:r>
+        <w:rPr>
+          <w:rStyle w:val="VerbatimChar"/>
+          <w:rFonts w:hint="eastAsia"/>
+        </w:rPr>
+      </w:r>
+      <w:r/>
+      <w:r>
+        <w:rPr>
+          <w:rStyle w:val="VerbatimChar"/>
+        </w:rPr>
+      </w:r>
+      <w:r>
+        <w:rPr>
+          <w:rStyle w:val="VerbatimChar"/>
+          <w:rFonts w:hint="eastAsia"/>
+        </w:rPr>
+      </w:r>
+      <w:r>
+        <w:rPr>
+          <w:rStyle w:val="VerbatimChar"/>
+        </w:rPr>
+      </w:r>
+      <w:r>
+        <w:rPr>
+          <w:rStyle w:val="VerbatimChar"/>
+          <w:rFonts w:hint="eastAsia"/>
+        </w:rPr>
+      </w:r>
+      <w:r/>
+      <w:r>
+        <w:rPr>
+          <w:rStyle w:val="VerbatimChar"/>
+        </w:rPr>
+      </w:r>
+      <w:r>
+        <w:rPr>
+          <w:rStyle w:val="VerbatimChar"/>
+          <w:rFonts w:hint="eastAsia"/>
+        </w:rPr>
+      </w:r>
+      <w:r/>
+      <w:r>
+        <w:rPr>
+          <w:rStyle w:val="VerbatimChar"/>
+        </w:rPr>
+      </w:r>
+      <w:r>
+        <w:rPr>
+          <w:rStyle w:val="VerbatimChar"/>
+          <w:rFonts w:hint="eastAsia"/>
+        </w:rPr>
       </w:r>
     </w:p>
     <w:p>
@@ -3803,7 +3593,6 @@
         <w:rPr>
           <w:rFonts w:hint="eastAsia"/>
         </w:rPr>
-        <w:t xml:space="preserve">关键创新：</w:t>
       </w:r>
       <w:r>
         <w:rPr>
@@ -3811,13 +3600,11 @@
           <w:b/>
           <w:bCs/>
         </w:rPr>
-        <w:t xml:space="preserve">跳前跳后双稳定性验证</w:t>
-      </w:r>
-      <w:r>
-        <w:rPr>
-          <w:rFonts w:hint="eastAsia"/>
-        </w:rPr>
-        <w:t xml:space="preserve">。相机自动曝光调整会导致亮度突变（假阳性），但真跳变的特征是：跳变后数字稳定显示，亮度变异系数（CV）会明显低于跳变前。利用此特征可有效过滤自动曝光等干扰。</w:t>
+      </w:r>
+      <w:r>
+        <w:rPr>
+          <w:rFonts w:hint="eastAsia"/>
+        </w:rPr>
       </w:r>
     </w:p>
     <w:bookmarkEnd w:id="27"/>
@@ -6278,14 +6065,11 @@
       <w:pPr>
         <w:pStyle w:val="Heading3"/>
       </w:pPr>
-      <w:r>
-        <w:t xml:space="preserve">5.3 </w:t>
-      </w:r>
-      <w:r>
-        <w:rPr>
-          <w:rFonts w:hint="eastAsia"/>
-        </w:rPr>
-        <w:t xml:space="preserve">创新点三：跳前跳后双稳定性验证</w:t>
+      <w:r/>
+      <w:r>
+        <w:rPr>
+          <w:rFonts w:hint="eastAsia"/>
+        </w:rPr>
       </w:r>
     </w:p>
     <w:p>
@@ -9978,7 +9762,6 @@
         <w:rPr>
           <w:rFonts w:hint="eastAsia"/>
         </w:rPr>
-        <w:t xml:space="preserve">变异系数（CV）作为稳定性量化指标</w:t>
       </w:r>
     </w:p>
     <w:p>
